--- a/entregas/entrega_1/evidencias/Reporte_Entrega1.docx
+++ b/entregas/entrega_1/evidencias/Reporte_Entrega1.docx
@@ -26,7 +26,7 @@
                     <pic:cNvPicPr/>
                   </pic:nvPicPr>
                   <pic:blipFill>
-                    <a:blip r:embed="rId5">
+                    <a:blip r:embed="rId6">
                       <a:extLst>
                         <a:ext uri="{28A0092B-C50C-407E-A947-70E740481C1C}">
                           <a14:useLocalDpi xmlns:a14="http://schemas.microsoft.com/office/drawing/2010/main"/>
@@ -344,11 +344,6 @@
     </w:p>
     <w:p>
       <w:pPr>
-        <w:jc w:val="center"/>
-      </w:pPr>
-    </w:p>
-    <w:p>
-      <w:pPr>
         <w:rPr>
           <w:b/>
           <w:bCs/>
@@ -359,7 +354,8 @@
           <w:b/>
           <w:bCs/>
         </w:rPr>
-        <w:t>1. Problema y contexto (reemplaza toda la sección)</w:t>
+        <w:lastRenderedPageBreak/>
+        <w:t>1. Problema y contexto</w:t>
       </w:r>
     </w:p>
     <w:p>
@@ -793,23 +789,7 @@
           <w:sz w:val="22"/>
           <w:szCs w:val="22"/>
         </w:rPr>
-        <w:t xml:space="preserve">Resultado esperado: una comparación entre el modelo A (solo variables del crédito) y el modelo B (crédito más ahorro y empleo del hogar), evaluada con una división por hogar y métricas apropiadas para clases desbalanceadas (por ejemplo, </w:t>
-      </w:r>
-      <w:proofErr w:type="spellStart"/>
-      <w:r>
-        <w:rPr>
-          <w:sz w:val="22"/>
-          <w:szCs w:val="22"/>
-        </w:rPr>
-        <w:t>recall</w:t>
-      </w:r>
-      <w:proofErr w:type="spellEnd"/>
-      <w:r>
-        <w:rPr>
-          <w:sz w:val="22"/>
-          <w:szCs w:val="22"/>
-        </w:rPr>
-        <w:t xml:space="preserve"> y F1 de la clase “con retrasos”). La pregunta se responde según si el modelo B mejora de forma consistente esas métricas frente al A.</w:t>
+        <w:t>Resultado esperado: una comparación entre el modelo A (solo variables del crédito) y el modelo B (crédito más ahorro y empleo del hogar), evaluada con una división por hogar y métricas apropiadas para clases desbalanceadas (por ejemplo, recall y F1 de la clase “con retrasos”). La pregunta se responde según si el modelo B mejora de forma consistente esas métricas frente al A.</w:t>
       </w:r>
     </w:p>
     <w:p>
@@ -851,23 +831,7 @@
           <w:sz w:val="22"/>
           <w:szCs w:val="22"/>
         </w:rPr>
-        <w:t xml:space="preserve">Fuera del alcance: inferencia causal y uso como instrumento operativo de aprobación o </w:t>
-      </w:r>
-      <w:proofErr w:type="spellStart"/>
-      <w:r>
-        <w:rPr>
-          <w:sz w:val="22"/>
-          <w:szCs w:val="22"/>
-        </w:rPr>
-        <w:t>scoring</w:t>
-      </w:r>
-      <w:proofErr w:type="spellEnd"/>
-      <w:r>
-        <w:rPr>
-          <w:sz w:val="22"/>
-          <w:szCs w:val="22"/>
-        </w:rPr>
-        <w:t xml:space="preserve"> de crédito.</w:t>
+        <w:t>Fuera del alcance: inferencia causal y uso como instrumento operativo de aprobación o scoring de crédito.</w:t>
       </w:r>
     </w:p>
     <w:p>
@@ -2461,187 +2425,68 @@
       <w:pPr>
         <w:jc w:val="both"/>
         <w:rPr>
+          <w:sz w:val="22"/>
+          <w:szCs w:val="22"/>
+        </w:rPr>
+      </w:pPr>
+      <w:r>
+        <w:rPr>
+          <w:sz w:val="22"/>
+          <w:szCs w:val="22"/>
+        </w:rPr>
+        <w:t>Además de las variables de crédito, que se conservan tal como las publica el DANE (ver Anexo A), la base incluye ocho columnas elaboradas por el equipo. La primera es la variable objetivo, objetivo_atraso, que toma el valor 1 cuando el hogar reporta no estar al día en el pago del crédito y 0 cuando sí lo está. Los otros siete</w:t>
+      </w:r>
+      <w:r>
+        <w:rPr>
+          <w:sz w:val="22"/>
+          <w:szCs w:val="22"/>
+        </w:rPr>
+        <w:t>,</w:t>
+      </w:r>
+      <w:r>
+        <w:rPr>
+          <w:sz w:val="22"/>
+          <w:szCs w:val="22"/>
+        </w:rPr>
+        <w:t xml:space="preserve"> </w:t>
+      </w:r>
+      <w:r>
+        <w:rPr>
+          <w:sz w:val="22"/>
+          <w:szCs w:val="22"/>
+        </w:rPr>
+        <w:t xml:space="preserve">resumen </w:t>
+      </w:r>
+      <w:r>
+        <w:rPr>
+          <w:sz w:val="22"/>
+          <w:szCs w:val="22"/>
+        </w:rPr>
+        <w:t>por hogar la información de las tablas de ahorro y mercado laboral, de modo que cada crédito conserve una sola fila. Desde P_AHORRO se calcularon el número de personas del hogar registradas en la tabla (n_personas_ahorro), el número de personas con ingresos (n_personas_con_ingresos), el número de personas que ahorran (n_personas_que_ahorran), la proporción de personas con ingresos que ahorran (prop_que_ahorran_sobre_con_ingresos) y el número de personas con cuenta financiera (n_personas_con_cuenta). Desde N_MERCADO_LABORAL se calcularon el número de personas del hogar registradas en la tabla (n_personas_laboral) y el número de personas que trabajaron la semana anterior (n_personas_trabajo_semana). La proporción de ahorro queda sin valor en los hogares donde ninguna persona reporta ingresos, por lo que debe tratarse como dato faltante en el modelado.</w:t>
+      </w:r>
+      <w:r>
+        <w:rPr>
+          <w:sz w:val="22"/>
+          <w:szCs w:val="22"/>
+        </w:rPr>
+        <w:t xml:space="preserve"> </w:t>
+      </w:r>
+      <w:r>
+        <w:rPr>
+          <w:sz w:val="22"/>
+          <w:szCs w:val="22"/>
+        </w:rPr>
+        <w:t>La base resultante tiene 4.013 filas y 34 columnas.</w:t>
+      </w:r>
+    </w:p>
+    <w:p>
+      <w:pPr>
+        <w:jc w:val="both"/>
+        <w:rPr>
           <w:sz w:val="20"/>
           <w:szCs w:val="20"/>
         </w:rPr>
       </w:pPr>
-      <w:r>
-        <w:rPr>
-          <w:sz w:val="22"/>
-          <w:szCs w:val="22"/>
-        </w:rPr>
-        <w:t xml:space="preserve">Además de las variables de crédito, que se conservan tal como las publica el DANE (ver Anexo A), la base incluye ocho columnas elaboradas por el equipo. La primera es la variable objetivo, </w:t>
-      </w:r>
-      <w:proofErr w:type="spellStart"/>
-      <w:r>
-        <w:rPr>
-          <w:sz w:val="22"/>
-          <w:szCs w:val="22"/>
-        </w:rPr>
-        <w:t>objetivo_atraso</w:t>
-      </w:r>
-      <w:proofErr w:type="spellEnd"/>
-      <w:r>
-        <w:rPr>
-          <w:sz w:val="22"/>
-          <w:szCs w:val="22"/>
-        </w:rPr>
-        <w:t>, que toma el valor 1 cuando el hogar reporta no estar al día en el pago del crédito y 0 cuando sí lo está. Los otros siete</w:t>
-      </w:r>
-      <w:r>
-        <w:rPr>
-          <w:sz w:val="22"/>
-          <w:szCs w:val="22"/>
-        </w:rPr>
-        <w:t>,</w:t>
-      </w:r>
-      <w:r>
-        <w:rPr>
-          <w:sz w:val="22"/>
-          <w:szCs w:val="22"/>
-        </w:rPr>
-        <w:t xml:space="preserve"> </w:t>
-      </w:r>
-      <w:r>
-        <w:rPr>
-          <w:sz w:val="22"/>
-          <w:szCs w:val="22"/>
-        </w:rPr>
-        <w:t xml:space="preserve">resumen </w:t>
-      </w:r>
-      <w:r>
-        <w:rPr>
-          <w:sz w:val="22"/>
-          <w:szCs w:val="22"/>
-        </w:rPr>
-        <w:t>por hogar la información de las tablas de ahorro y mercado laboral, de modo que cada crédito conserve una sola fila. Desde P_AHORRO se calcularon el número de personas del hogar registradas en la tabla (</w:t>
-      </w:r>
-      <w:proofErr w:type="spellStart"/>
-      <w:r>
-        <w:rPr>
-          <w:sz w:val="22"/>
-          <w:szCs w:val="22"/>
-        </w:rPr>
-        <w:t>n_personas_ahorro</w:t>
-      </w:r>
-      <w:proofErr w:type="spellEnd"/>
-      <w:r>
-        <w:rPr>
-          <w:sz w:val="22"/>
-          <w:szCs w:val="22"/>
-        </w:rPr>
-        <w:t>), el número de personas con ingresos (</w:t>
-      </w:r>
-      <w:proofErr w:type="spellStart"/>
-      <w:r>
-        <w:rPr>
-          <w:sz w:val="22"/>
-          <w:szCs w:val="22"/>
-        </w:rPr>
-        <w:t>n_personas_con_ingresos</w:t>
-      </w:r>
-      <w:proofErr w:type="spellEnd"/>
-      <w:r>
-        <w:rPr>
-          <w:sz w:val="22"/>
-          <w:szCs w:val="22"/>
-        </w:rPr>
-        <w:t>), el número de personas que ahorran (</w:t>
-      </w:r>
-      <w:proofErr w:type="spellStart"/>
-      <w:r>
-        <w:rPr>
-          <w:sz w:val="22"/>
-          <w:szCs w:val="22"/>
-        </w:rPr>
-        <w:t>n_personas_que_ahorran</w:t>
-      </w:r>
-      <w:proofErr w:type="spellEnd"/>
-      <w:r>
-        <w:rPr>
-          <w:sz w:val="22"/>
-          <w:szCs w:val="22"/>
-        </w:rPr>
-        <w:t>), la proporción de personas con ingresos que ahorran (</w:t>
-      </w:r>
-      <w:proofErr w:type="spellStart"/>
-      <w:r>
-        <w:rPr>
-          <w:sz w:val="22"/>
-          <w:szCs w:val="22"/>
-        </w:rPr>
-        <w:t>prop_que_ahorran_sobre_con_ingresos</w:t>
-      </w:r>
-      <w:proofErr w:type="spellEnd"/>
-      <w:r>
-        <w:rPr>
-          <w:sz w:val="22"/>
-          <w:szCs w:val="22"/>
-        </w:rPr>
-        <w:t>) y el número de personas con cuenta financiera (</w:t>
-      </w:r>
-      <w:proofErr w:type="spellStart"/>
-      <w:r>
-        <w:rPr>
-          <w:sz w:val="22"/>
-          <w:szCs w:val="22"/>
-        </w:rPr>
-        <w:t>n_personas_con_cuenta</w:t>
-      </w:r>
-      <w:proofErr w:type="spellEnd"/>
-      <w:r>
-        <w:rPr>
-          <w:sz w:val="22"/>
-          <w:szCs w:val="22"/>
-        </w:rPr>
-        <w:t>). Desde N_MERCADO_LABORAL se calcularon el número de personas del hogar registradas en la tabla (</w:t>
-      </w:r>
-      <w:proofErr w:type="spellStart"/>
-      <w:r>
-        <w:rPr>
-          <w:sz w:val="22"/>
-          <w:szCs w:val="22"/>
-        </w:rPr>
-        <w:t>n_personas_laboral</w:t>
-      </w:r>
-      <w:proofErr w:type="spellEnd"/>
-      <w:r>
-        <w:rPr>
-          <w:sz w:val="22"/>
-          <w:szCs w:val="22"/>
-        </w:rPr>
-        <w:t>) y el número de personas que trabajaron la semana anterior (</w:t>
-      </w:r>
-      <w:proofErr w:type="spellStart"/>
-      <w:r>
-        <w:rPr>
-          <w:sz w:val="22"/>
-          <w:szCs w:val="22"/>
-        </w:rPr>
-        <w:t>n_personas_trabajo_semana</w:t>
-      </w:r>
-      <w:proofErr w:type="spellEnd"/>
-      <w:r>
-        <w:rPr>
-          <w:sz w:val="22"/>
-          <w:szCs w:val="22"/>
-        </w:rPr>
-        <w:t>). La proporción de ahorro queda sin valor en los hogares donde ninguna persona reporta ingresos, por lo que debe tratarse como dato faltante en el modelado.</w:t>
-      </w:r>
-      <w:r>
-        <w:rPr>
-          <w:sz w:val="22"/>
-          <w:szCs w:val="22"/>
-        </w:rPr>
-        <w:t xml:space="preserve"> </w:t>
-      </w:r>
-      <w:r>
-        <w:rPr>
-          <w:sz w:val="22"/>
-          <w:szCs w:val="22"/>
-        </w:rPr>
-        <w:t>La base resultante tiene 4.013 filas y 34 columnas.</w:t>
-      </w:r>
     </w:p>
     <w:p>
       <w:pPr>
@@ -2656,6 +2501,7 @@
           <w:b/>
           <w:bCs/>
         </w:rPr>
+        <w:lastRenderedPageBreak/>
         <w:t xml:space="preserve"> 4. Exploración de los datos</w:t>
       </w:r>
     </w:p>
@@ -2672,7 +2518,6 @@
           <w:sz w:val="22"/>
           <w:szCs w:val="22"/>
         </w:rPr>
-        <w:lastRenderedPageBreak/>
         <w:t>La exploración busca responder qué características se asocian con el atraso y, en particular, si la información del hogar aporta más allá de la del crédito. Los cálculos son descriptivos, sobre los registros de la base consolidada, y están reproducidos en el cuaderno del equipo (01_exploracion_consolidacion).</w:t>
       </w:r>
     </w:p>
@@ -2816,6 +2661,7 @@
       </w:pPr>
       <w:r>
         <w:rPr>
+          <w:noProof/>
           <w:sz w:val="22"/>
           <w:szCs w:val="22"/>
         </w:rPr>
@@ -2835,7 +2681,7 @@
                     <pic:cNvPicPr/>
                   </pic:nvPicPr>
                   <pic:blipFill>
-                    <a:blip r:embed="rId6"/>
+                    <a:blip r:embed="rId7"/>
                     <a:stretch>
                       <a:fillRect/>
                     </a:stretch>
@@ -2902,6 +2748,7 @@
       </w:pPr>
       <w:r>
         <w:rPr>
+          <w:noProof/>
           <w:sz w:val="22"/>
           <w:szCs w:val="22"/>
         </w:rPr>
@@ -2921,7 +2768,7 @@
                     <pic:cNvPicPr/>
                   </pic:nvPicPr>
                   <pic:blipFill>
-                    <a:blip r:embed="rId7"/>
+                    <a:blip r:embed="rId8"/>
                     <a:stretch>
                       <a:fillRect/>
                     </a:stretch>
@@ -2972,6 +2819,7 @@
       </w:pPr>
       <w:r>
         <w:rPr>
+          <w:noProof/>
           <w:sz w:val="22"/>
           <w:szCs w:val="22"/>
         </w:rPr>
@@ -2991,7 +2839,7 @@
                     <pic:cNvPicPr/>
                   </pic:nvPicPr>
                   <pic:blipFill>
-                    <a:blip r:embed="rId8"/>
+                    <a:blip r:embed="rId9"/>
                     <a:stretch>
                       <a:fillRect/>
                     </a:stretch>
@@ -3029,6 +2877,7 @@
           <w:sz w:val="18"/>
           <w:szCs w:val="18"/>
         </w:rPr>
+        <w:lastRenderedPageBreak/>
         <w:t>Figura 3.</w:t>
       </w:r>
       <w:r>
@@ -3111,7 +2960,6 @@
                 <w:lang w:eastAsia="es-CO"/>
                 <w14:ligatures w14:val="none"/>
               </w:rPr>
-              <w:lastRenderedPageBreak/>
               <w:t>Característica del hogar</w:t>
             </w:r>
           </w:p>
@@ -5547,6 +5395,7 @@
                 <w:lang w:eastAsia="es-CO"/>
                 <w14:ligatures w14:val="none"/>
               </w:rPr>
+              <w:lastRenderedPageBreak/>
               <w:t> </w:t>
             </w:r>
           </w:p>
@@ -5871,7 +5720,6 @@
                 <w:lang w:eastAsia="es-CO"/>
                 <w14:ligatures w14:val="none"/>
               </w:rPr>
-              <w:lastRenderedPageBreak/>
               <w:t>Año de inicio</w:t>
             </w:r>
           </w:p>
@@ -7493,7 +7341,7 @@
         </w:rPr>
         <w:lastRenderedPageBreak/>
         <w:drawing>
-          <wp:inline distT="0" distB="0" distL="0" distR="0" wp14:anchorId="66E2488F" wp14:editId="6FA259E3">
+          <wp:inline distT="0" distB="0" distL="0" distR="0" wp14:anchorId="66E2488F" wp14:editId="54C14CBF">
             <wp:extent cx="4709956" cy="2628900"/>
             <wp:effectExtent l="0" t="0" r="0" b="0"/>
             <wp:docPr id="2054794216" name="Imagen 8"/>
@@ -7510,7 +7358,7 @@
                     </pic:cNvPicPr>
                   </pic:nvPicPr>
                   <pic:blipFill>
-                    <a:blip r:embed="rId9" cstate="print">
+                    <a:blip r:embed="rId10" cstate="print">
                       <a:extLst>
                         <a:ext uri="{28A0092B-C50C-407E-A947-70E740481C1C}">
                           <a14:useLocalDpi xmlns:a14="http://schemas.microsoft.com/office/drawing/2010/main" val="0"/>
@@ -8019,59 +7867,7 @@
                 <w:lang w:eastAsia="es-CO"/>
                 <w14:ligatures w14:val="none"/>
               </w:rPr>
-              <w:t xml:space="preserve">Tabla de comparación entre el modelo A y el modelo B con </w:t>
-            </w:r>
-            <w:proofErr w:type="spellStart"/>
-            <w:r>
-              <w:rPr>
-                <w:rFonts w:ascii="Aptos Narrow" w:eastAsia="Times New Roman" w:hAnsi="Aptos Narrow" w:cs="Times New Roman"/>
-                <w:color w:val="000000"/>
-                <w:kern w:val="0"/>
-                <w:sz w:val="18"/>
-                <w:szCs w:val="18"/>
-                <w:lang w:eastAsia="es-CO"/>
-                <w14:ligatures w14:val="none"/>
-              </w:rPr>
-              <w:t>recall</w:t>
-            </w:r>
-            <w:proofErr w:type="spellEnd"/>
-            <w:r>
-              <w:rPr>
-                <w:rFonts w:ascii="Aptos Narrow" w:eastAsia="Times New Roman" w:hAnsi="Aptos Narrow" w:cs="Times New Roman"/>
-                <w:color w:val="000000"/>
-                <w:kern w:val="0"/>
-                <w:sz w:val="18"/>
-                <w:szCs w:val="18"/>
-                <w:lang w:eastAsia="es-CO"/>
-                <w14:ligatures w14:val="none"/>
-              </w:rPr>
-              <w:t xml:space="preserve"> y F1 de la clase con retrasos, PR-AUC y la mejora de B respecto a </w:t>
-            </w:r>
-            <w:proofErr w:type="spellStart"/>
-            <w:r>
-              <w:rPr>
-                <w:rFonts w:ascii="Aptos Narrow" w:eastAsia="Times New Roman" w:hAnsi="Aptos Narrow" w:cs="Times New Roman"/>
-                <w:color w:val="000000"/>
-                <w:kern w:val="0"/>
-                <w:sz w:val="18"/>
-                <w:szCs w:val="18"/>
-                <w:lang w:eastAsia="es-CO"/>
-                <w14:ligatures w14:val="none"/>
-              </w:rPr>
-              <w:t>A</w:t>
-            </w:r>
-            <w:proofErr w:type="spellEnd"/>
-            <w:r>
-              <w:rPr>
-                <w:rFonts w:ascii="Aptos Narrow" w:eastAsia="Times New Roman" w:hAnsi="Aptos Narrow" w:cs="Times New Roman"/>
-                <w:color w:val="000000"/>
-                <w:kern w:val="0"/>
-                <w:sz w:val="18"/>
-                <w:szCs w:val="18"/>
-                <w:lang w:eastAsia="es-CO"/>
-                <w14:ligatures w14:val="none"/>
-              </w:rPr>
-              <w:t>.</w:t>
+              <w:t>Tabla de comparación entre el modelo A y el modelo B con recall y F1 de la clase con retrasos, PR-AUC y la mejora de B respecto a A.</w:t>
             </w:r>
           </w:p>
         </w:tc>
@@ -8269,132 +8065,6 @@
             <wp:extent cx="5212080" cy="2625186"/>
             <wp:effectExtent l="0" t="0" r="0" b="0"/>
             <wp:docPr id="2054794217" name="Picture 2054794217"/>
-            <wp:cNvGraphicFramePr>
-              <a:graphicFrameLocks xmlns:a="http://schemas.openxmlformats.org/drawingml/2006/main" noChangeAspect="1"/>
-            </wp:cNvGraphicFramePr>
-            <a:graphic xmlns:a="http://schemas.openxmlformats.org/drawingml/2006/main">
-              <a:graphicData uri="http://schemas.openxmlformats.org/drawingml/2006/picture">
-                <pic:pic xmlns:pic="http://schemas.openxmlformats.org/drawingml/2006/picture">
-                  <pic:nvPicPr>
-                    <pic:cNvPr id="0" name="image.png"/>
-                    <pic:cNvPicPr/>
-                  </pic:nvPicPr>
-                  <pic:blipFill>
-                    <a:blip r:embed="rId10"/>
-                    <a:stretch>
-                      <a:fillRect/>
-                    </a:stretch>
-                  </pic:blipFill>
-                  <pic:spPr>
-                    <a:xfrm>
-                      <a:off x="0" y="0"/>
-                      <a:ext cx="5212080" cy="2625186"/>
-                    </a:xfrm>
-                    <a:prstGeom prst="rect">
-                      <a:avLst/>
-                    </a:prstGeom>
-                  </pic:spPr>
-                </pic:pic>
-              </a:graphicData>
-            </a:graphic>
-          </wp:inline>
-        </w:drawing>
-      </w:r>
-    </w:p>
-    <w:p>
-      <w:pPr>
-        <w:jc w:val="center"/>
-      </w:pPr>
-      <w:r>
-        <w:rPr>
-          <w:i/>
-          <w:sz w:val="20"/>
-        </w:rPr>
-        <w:t>Figura 5. Estructura inicial del repositorio Proyecto-Grupo-19 en GitHub.</w:t>
-      </w:r>
-    </w:p>
-    <w:p>
-      <w:r>
-        <w:rPr>
-          <w:b/>
-          <w:sz w:val="22"/>
-        </w:rPr>
-        <w:t xml:space="preserve">6.2. </w:t>
-      </w:r>
-      <w:proofErr w:type="spellStart"/>
-      <w:r>
-        <w:rPr>
-          <w:b/>
-          <w:sz w:val="22"/>
-        </w:rPr>
-        <w:t>Versionamiento</w:t>
-      </w:r>
-      <w:proofErr w:type="spellEnd"/>
-      <w:r>
-        <w:rPr>
-          <w:b/>
-          <w:sz w:val="22"/>
-        </w:rPr>
-        <w:t xml:space="preserve"> de datos con DVC</w:t>
-      </w:r>
-    </w:p>
-    <w:p>
-      <w:r>
-        <w:rPr>
-          <w:sz w:val="22"/>
-        </w:rPr>
-        <w:t>Para llevar el control de la base analítica se inicializó DVC dentro del repositorio y se registró el archivo ELCO_2022_creditos_ahorro_laboral_consolidado.csv. DVC generó un archivo .</w:t>
-      </w:r>
-      <w:proofErr w:type="spellStart"/>
-      <w:r>
-        <w:rPr>
-          <w:sz w:val="22"/>
-        </w:rPr>
-        <w:t>csv.dvc</w:t>
-      </w:r>
-      <w:proofErr w:type="spellEnd"/>
-      <w:r>
-        <w:rPr>
-          <w:sz w:val="22"/>
-        </w:rPr>
-        <w:t xml:space="preserve"> con la referencia de la versión de los datos y un archivo .</w:t>
-      </w:r>
-      <w:proofErr w:type="spellStart"/>
-      <w:r>
-        <w:rPr>
-          <w:sz w:val="22"/>
-        </w:rPr>
-        <w:t>gitignore</w:t>
-      </w:r>
-      <w:proofErr w:type="spellEnd"/>
-      <w:r>
-        <w:rPr>
-          <w:sz w:val="22"/>
-        </w:rPr>
-        <w:t xml:space="preserve"> para evitar que el CSV se almacene directamente en GitHub.</w:t>
-      </w:r>
-    </w:p>
-    <w:p>
-      <w:r>
-        <w:rPr>
-          <w:sz w:val="22"/>
-        </w:rPr>
-        <w:t>La base se conserva en los equipos de los integrantes. En esta entrega se verificó el seguimiento local mediante DVC, sin configurar todavía un almacenamiento remoto compartido.</w:t>
-      </w:r>
-    </w:p>
-    <w:p>
-      <w:pPr>
-        <w:jc w:val="center"/>
-      </w:pPr>
-      <w:r>
-        <w:rPr>
-          <w:noProof/>
-        </w:rPr>
-        <w:drawing>
-          <wp:inline distT="0" distB="0" distL="0" distR="0" wp14:anchorId="29945D34" wp14:editId="3BC8590D">
-            <wp:extent cx="5212080" cy="1273767"/>
-            <wp:effectExtent l="0" t="0" r="0" b="0"/>
-            <wp:docPr id="2054794218" name="Picture 2054794218"/>
             <wp:cNvGraphicFramePr>
               <a:graphicFrameLocks xmlns:a="http://schemas.openxmlformats.org/drawingml/2006/main" noChangeAspect="1"/>
             </wp:cNvGraphicFramePr>
@@ -8414,6 +8084,88 @@
                   <pic:spPr>
                     <a:xfrm>
                       <a:off x="0" y="0"/>
+                      <a:ext cx="5212080" cy="2625186"/>
+                    </a:xfrm>
+                    <a:prstGeom prst="rect">
+                      <a:avLst/>
+                    </a:prstGeom>
+                  </pic:spPr>
+                </pic:pic>
+              </a:graphicData>
+            </a:graphic>
+          </wp:inline>
+        </w:drawing>
+      </w:r>
+    </w:p>
+    <w:p>
+      <w:pPr>
+        <w:jc w:val="center"/>
+      </w:pPr>
+      <w:r>
+        <w:rPr>
+          <w:i/>
+          <w:sz w:val="20"/>
+        </w:rPr>
+        <w:t>Figura 5. Estructura inicial del repositorio Proyecto-Grupo-19 en GitHub.</w:t>
+      </w:r>
+    </w:p>
+    <w:p>
+      <w:r>
+        <w:rPr>
+          <w:b/>
+          <w:sz w:val="22"/>
+        </w:rPr>
+        <w:t>6.2. Versionamiento de datos con DVC</w:t>
+      </w:r>
+    </w:p>
+    <w:p>
+      <w:r>
+        <w:rPr>
+          <w:sz w:val="22"/>
+        </w:rPr>
+        <w:t>Para llevar el control de la base analítica se inicializó DVC dentro del repositorio y se registró el archivo ELCO_2022_creditos_ahorro_laboral_consolidado.csv. DVC generó un archivo .csv.dvc con la referencia de la versión de los datos y un archivo .gitignore para evitar que el CSV se almacene directamente en GitHub.</w:t>
+      </w:r>
+    </w:p>
+    <w:p>
+      <w:r>
+        <w:rPr>
+          <w:sz w:val="22"/>
+        </w:rPr>
+        <w:t>La base se conserva en los equipos de los integrantes. En esta entrega se verificó el seguimiento local mediante DVC, sin configurar todavía un almacenamiento remoto compartido.</w:t>
+      </w:r>
+    </w:p>
+    <w:p>
+      <w:pPr>
+        <w:jc w:val="center"/>
+      </w:pPr>
+      <w:r>
+        <w:rPr>
+          <w:noProof/>
+        </w:rPr>
+        <w:drawing>
+          <wp:inline distT="0" distB="0" distL="0" distR="0" wp14:anchorId="29945D34" wp14:editId="3BC8590D">
+            <wp:extent cx="5212080" cy="1273767"/>
+            <wp:effectExtent l="0" t="0" r="0" b="0"/>
+            <wp:docPr id="2054794218" name="Picture 2054794218"/>
+            <wp:cNvGraphicFramePr>
+              <a:graphicFrameLocks xmlns:a="http://schemas.openxmlformats.org/drawingml/2006/main" noChangeAspect="1"/>
+            </wp:cNvGraphicFramePr>
+            <a:graphic xmlns:a="http://schemas.openxmlformats.org/drawingml/2006/main">
+              <a:graphicData uri="http://schemas.openxmlformats.org/drawingml/2006/picture">
+                <pic:pic xmlns:pic="http://schemas.openxmlformats.org/drawingml/2006/picture">
+                  <pic:nvPicPr>
+                    <pic:cNvPr id="0" name="image.png"/>
+                    <pic:cNvPicPr/>
+                  </pic:nvPicPr>
+                  <pic:blipFill>
+                    <a:blip r:embed="rId12"/>
+                    <a:stretch>
+                      <a:fillRect/>
+                    </a:stretch>
+                  </pic:blipFill>
+                  <pic:spPr>
+                    <a:xfrm>
+                      <a:off x="0" y="0"/>
                       <a:ext cx="5212080" cy="1273767"/>
                     </a:xfrm>
                     <a:prstGeom prst="rect">
@@ -8453,21 +8205,7 @@
         <w:rPr>
           <w:sz w:val="22"/>
         </w:rPr>
-        <w:t xml:space="preserve">Se comprobó que DVC reconoce la versión registrada de la base y que Git no presenta cambios locales pendientes. El historial de </w:t>
-      </w:r>
-      <w:proofErr w:type="spellStart"/>
-      <w:r>
-        <w:rPr>
-          <w:sz w:val="22"/>
-        </w:rPr>
-        <w:t>commits</w:t>
-      </w:r>
-      <w:proofErr w:type="spellEnd"/>
-      <w:r>
-        <w:rPr>
-          <w:sz w:val="22"/>
-        </w:rPr>
-        <w:t xml:space="preserve"> permite identificar la creación de la estructura, la inicialización de DVC y el registro de los datos. También evidencia la incorporación de archivos por parte de </w:t>
+        <w:t xml:space="preserve">Se comprobó que DVC reconoce la versión registrada de la base y que Git no presenta cambios locales pendientes. El historial de commits permite identificar la creación de la estructura, la inicialización de DVC y el registro de los datos. También evidencia la incorporación de archivos por parte de </w:t>
       </w:r>
       <w:r>
         <w:rPr>
@@ -8501,7 +8239,7 @@
                     <pic:cNvPicPr/>
                   </pic:nvPicPr>
                   <pic:blipFill>
-                    <a:blip r:embed="rId12"/>
+                    <a:blip r:embed="rId13"/>
                     <a:stretch>
                       <a:fillRect/>
                     </a:stretch>
@@ -8525,34 +8263,21 @@
     <w:p>
       <w:pPr>
         <w:jc w:val="center"/>
-      </w:pPr>
-      <w:r>
         <w:rPr>
           <w:i/>
           <w:sz w:val="20"/>
         </w:rPr>
-        <w:t xml:space="preserve">Figura 7. Historial de </w:t>
-      </w:r>
-      <w:proofErr w:type="spellStart"/>
+      </w:pPr>
       <w:r>
         <w:rPr>
           <w:i/>
           <w:sz w:val="20"/>
         </w:rPr>
-        <w:t>commits</w:t>
-      </w:r>
-      <w:proofErr w:type="spellEnd"/>
-      <w:r>
-        <w:rPr>
-          <w:i/>
-          <w:sz w:val="20"/>
-        </w:rPr>
-        <w:t xml:space="preserve"> del repositorio y contribuciones del equipo.</w:t>
+        <w:t>Figura 7. Historial de commits del repositorio y contribuciones del equipo.</w:t>
       </w:r>
     </w:p>
     <w:p>
       <w:pPr>
-        <w:jc w:val="both"/>
         <w:rPr>
           <w:b/>
           <w:bCs/>
@@ -8563,35 +8288,1532 @@
           <w:b/>
           <w:bCs/>
         </w:rPr>
-        <w:t>Referencias</w:t>
+        <w:t>Reporte de trabajo en equipo</w:t>
       </w:r>
     </w:p>
     <w:p>
-      <w:pPr>
-        <w:rPr>
+      <w:r>
+        <w:rPr>
+          <w:b/>
+          <w:bCs/>
+        </w:rPr>
+        <w:t>Proyecto:</w:t>
+      </w:r>
+      <w:r>
+        <w:t xml:space="preserve"> Vulnerabilidad financiera y cumplimiento crediticio de los hogares colombianos</w:t>
+      </w:r>
+      <w:r>
+        <w:br/>
+      </w:r>
+      <w:r>
+        <w:rPr>
+          <w:b/>
+          <w:bCs/>
+        </w:rPr>
+        <w:t>Curso:</w:t>
+      </w:r>
+      <w:r>
+        <w:t xml:space="preserve"> </w:t>
+      </w:r>
+      <w:r>
+        <w:t>Despliegue de Soluciones Analíticas</w:t>
+      </w:r>
+      <w:r>
+        <w:t xml:space="preserve"> </w:t>
+      </w:r>
+      <w:r>
+        <w:t>-</w:t>
+      </w:r>
+      <w:r>
+        <w:t xml:space="preserve"> </w:t>
+      </w:r>
+      <w:r>
+        <w:rPr>
+          <w:b/>
+          <w:bCs/>
+        </w:rPr>
+        <w:t>Equipo:</w:t>
+      </w:r>
+      <w:r>
+        <w:t xml:space="preserve"> </w:t>
+      </w:r>
+      <w:r>
+        <w:t>Grupo 19</w:t>
+      </w:r>
+      <w:r>
+        <w:t xml:space="preserve"> </w:t>
+      </w:r>
+      <w:r>
+        <w:t>-</w:t>
+      </w:r>
+      <w:r>
+        <w:t xml:space="preserve"> </w:t>
+      </w:r>
+      <w:r>
+        <w:rPr>
+          <w:b/>
+          <w:bCs/>
+        </w:rPr>
+        <w:t>Entrega 1</w:t>
+      </w:r>
+    </w:p>
+    <w:p>
+      <w:pPr>
+        <w:rPr>
+          <w:b/>
+          <w:bCs/>
+        </w:rPr>
+      </w:pPr>
+      <w:r>
+        <w:rPr>
+          <w:b/>
+          <w:bCs/>
+        </w:rPr>
+        <w:t xml:space="preserve">1. </w:t>
+      </w:r>
+      <w:r>
+        <w:rPr>
+          <w:b/>
+          <w:bCs/>
+        </w:rPr>
+        <w:t>Distribución de responsabilidades</w:t>
+      </w:r>
+    </w:p>
+    <w:tbl>
+      <w:tblPr>
+        <w:tblW w:w="6120" w:type="dxa"/>
+        <w:jc w:val="center"/>
+        <w:tblCellMar>
+          <w:left w:w="70" w:type="dxa"/>
+          <w:right w:w="70" w:type="dxa"/>
+        </w:tblCellMar>
+        <w:tblLook w:val="04A0" w:firstRow="1" w:lastRow="0" w:firstColumn="1" w:lastColumn="0" w:noHBand="0" w:noVBand="1"/>
+      </w:tblPr>
+      <w:tblGrid>
+        <w:gridCol w:w="2260"/>
+        <w:gridCol w:w="2020"/>
+        <w:gridCol w:w="1840"/>
+      </w:tblGrid>
+      <w:tr>
+        <w:trPr>
+          <w:trHeight w:val="576"/>
+          <w:jc w:val="center"/>
+        </w:trPr>
+        <w:tc>
+          <w:tcPr>
+            <w:tcW w:w="2260" w:type="dxa"/>
+            <w:tcBorders>
+              <w:top w:val="single" w:sz="4" w:space="0" w:color="auto"/>
+              <w:left w:val="single" w:sz="4" w:space="0" w:color="auto"/>
+              <w:bottom w:val="single" w:sz="4" w:space="0" w:color="auto"/>
+              <w:right w:val="single" w:sz="4" w:space="0" w:color="auto"/>
+            </w:tcBorders>
+            <w:vAlign w:val="center"/>
+            <w:hideMark/>
+          </w:tcPr>
+          <w:p>
+            <w:pPr>
+              <w:spacing w:after="0" w:line="240" w:lineRule="auto"/>
+              <w:jc w:val="center"/>
+              <w:rPr>
+                <w:rFonts w:ascii="Aptos Narrow" w:eastAsia="Times New Roman" w:hAnsi="Aptos Narrow" w:cs="Times New Roman"/>
+                <w:b/>
+                <w:bCs/>
+                <w:color w:val="000000"/>
+                <w:kern w:val="0"/>
+                <w:sz w:val="22"/>
+                <w:szCs w:val="22"/>
+                <w:lang w:eastAsia="es-CO"/>
+                <w14:ligatures w14:val="none"/>
+              </w:rPr>
+            </w:pPr>
+            <w:r>
+              <w:rPr>
+                <w:rFonts w:ascii="Aptos Narrow" w:eastAsia="Times New Roman" w:hAnsi="Aptos Narrow" w:cs="Times New Roman"/>
+                <w:b/>
+                <w:bCs/>
+                <w:color w:val="000000"/>
+                <w:kern w:val="0"/>
+                <w:sz w:val="22"/>
+                <w:szCs w:val="22"/>
+                <w:lang w:eastAsia="es-CO"/>
+                <w14:ligatures w14:val="none"/>
+              </w:rPr>
+              <w:t>Componente de la entrega</w:t>
+            </w:r>
+          </w:p>
+        </w:tc>
+        <w:tc>
+          <w:tcPr>
+            <w:tcW w:w="2020" w:type="dxa"/>
+            <w:tcBorders>
+              <w:top w:val="single" w:sz="4" w:space="0" w:color="auto"/>
+              <w:left w:val="nil"/>
+              <w:bottom w:val="single" w:sz="4" w:space="0" w:color="auto"/>
+              <w:right w:val="single" w:sz="4" w:space="0" w:color="auto"/>
+            </w:tcBorders>
+            <w:vAlign w:val="center"/>
+            <w:hideMark/>
+          </w:tcPr>
+          <w:p>
+            <w:pPr>
+              <w:spacing w:after="0" w:line="240" w:lineRule="auto"/>
+              <w:jc w:val="center"/>
+              <w:rPr>
+                <w:rFonts w:ascii="Aptos Narrow" w:eastAsia="Times New Roman" w:hAnsi="Aptos Narrow" w:cs="Times New Roman"/>
+                <w:b/>
+                <w:bCs/>
+                <w:color w:val="000000"/>
+                <w:kern w:val="0"/>
+                <w:sz w:val="22"/>
+                <w:szCs w:val="22"/>
+                <w:lang w:eastAsia="es-CO"/>
+                <w14:ligatures w14:val="none"/>
+              </w:rPr>
+            </w:pPr>
+            <w:r>
+              <w:rPr>
+                <w:rFonts w:ascii="Aptos Narrow" w:eastAsia="Times New Roman" w:hAnsi="Aptos Narrow" w:cs="Times New Roman"/>
+                <w:b/>
+                <w:bCs/>
+                <w:color w:val="000000"/>
+                <w:kern w:val="0"/>
+                <w:sz w:val="22"/>
+                <w:szCs w:val="22"/>
+                <w:lang w:eastAsia="es-CO"/>
+                <w14:ligatures w14:val="none"/>
+              </w:rPr>
+              <w:t>Responsable</w:t>
+            </w:r>
+          </w:p>
+        </w:tc>
+        <w:tc>
+          <w:tcPr>
+            <w:tcW w:w="1840" w:type="dxa"/>
+            <w:tcBorders>
+              <w:top w:val="single" w:sz="4" w:space="0" w:color="auto"/>
+              <w:left w:val="nil"/>
+              <w:bottom w:val="single" w:sz="4" w:space="0" w:color="auto"/>
+              <w:right w:val="single" w:sz="4" w:space="0" w:color="auto"/>
+            </w:tcBorders>
+            <w:vAlign w:val="center"/>
+            <w:hideMark/>
+          </w:tcPr>
+          <w:p>
+            <w:pPr>
+              <w:spacing w:after="0" w:line="240" w:lineRule="auto"/>
+              <w:jc w:val="center"/>
+              <w:rPr>
+                <w:rFonts w:ascii="Aptos Narrow" w:eastAsia="Times New Roman" w:hAnsi="Aptos Narrow" w:cs="Times New Roman"/>
+                <w:b/>
+                <w:bCs/>
+                <w:color w:val="000000"/>
+                <w:kern w:val="0"/>
+                <w:sz w:val="22"/>
+                <w:szCs w:val="22"/>
+                <w:lang w:eastAsia="es-CO"/>
+                <w14:ligatures w14:val="none"/>
+              </w:rPr>
+            </w:pPr>
+            <w:r>
+              <w:rPr>
+                <w:rFonts w:ascii="Aptos Narrow" w:eastAsia="Times New Roman" w:hAnsi="Aptos Narrow" w:cs="Times New Roman"/>
+                <w:b/>
+                <w:bCs/>
+                <w:color w:val="000000"/>
+                <w:kern w:val="0"/>
+                <w:sz w:val="22"/>
+                <w:szCs w:val="22"/>
+                <w:lang w:eastAsia="es-CO"/>
+                <w14:ligatures w14:val="none"/>
+              </w:rPr>
+              <w:t>Apoyo</w:t>
+            </w:r>
+          </w:p>
+        </w:tc>
+      </w:tr>
+      <w:tr>
+        <w:trPr>
+          <w:trHeight w:val="576"/>
+          <w:jc w:val="center"/>
+        </w:trPr>
+        <w:tc>
+          <w:tcPr>
+            <w:tcW w:w="2260" w:type="dxa"/>
+            <w:tcBorders>
+              <w:top w:val="nil"/>
+              <w:left w:val="single" w:sz="4" w:space="0" w:color="auto"/>
+              <w:bottom w:val="single" w:sz="4" w:space="0" w:color="auto"/>
+              <w:right w:val="single" w:sz="4" w:space="0" w:color="auto"/>
+            </w:tcBorders>
+            <w:vAlign w:val="center"/>
+            <w:hideMark/>
+          </w:tcPr>
+          <w:p>
+            <w:pPr>
+              <w:spacing w:after="0" w:line="240" w:lineRule="auto"/>
+              <w:rPr>
+                <w:rFonts w:ascii="Aptos Narrow" w:eastAsia="Times New Roman" w:hAnsi="Aptos Narrow" w:cs="Times New Roman"/>
+                <w:color w:val="000000"/>
+                <w:kern w:val="0"/>
+                <w:sz w:val="22"/>
+                <w:szCs w:val="22"/>
+                <w:lang w:eastAsia="es-CO"/>
+                <w14:ligatures w14:val="none"/>
+              </w:rPr>
+            </w:pPr>
+            <w:r>
+              <w:rPr>
+                <w:rFonts w:ascii="Aptos Narrow" w:eastAsia="Times New Roman" w:hAnsi="Aptos Narrow" w:cs="Times New Roman"/>
+                <w:color w:val="000000"/>
+                <w:kern w:val="0"/>
+                <w:sz w:val="22"/>
+                <w:szCs w:val="22"/>
+                <w:lang w:eastAsia="es-CO"/>
+                <w14:ligatures w14:val="none"/>
+              </w:rPr>
+              <w:t>Problema que abordarán y su contexto</w:t>
+            </w:r>
+          </w:p>
+        </w:tc>
+        <w:tc>
+          <w:tcPr>
+            <w:tcW w:w="2020" w:type="dxa"/>
+            <w:tcBorders>
+              <w:top w:val="nil"/>
+              <w:left w:val="nil"/>
+              <w:bottom w:val="single" w:sz="4" w:space="0" w:color="auto"/>
+              <w:right w:val="single" w:sz="4" w:space="0" w:color="auto"/>
+            </w:tcBorders>
+            <w:vAlign w:val="center"/>
+            <w:hideMark/>
+          </w:tcPr>
+          <w:p>
+            <w:pPr>
+              <w:spacing w:after="0" w:line="240" w:lineRule="auto"/>
+              <w:rPr>
+                <w:rFonts w:ascii="Aptos Narrow" w:eastAsia="Times New Roman" w:hAnsi="Aptos Narrow" w:cs="Times New Roman"/>
+                <w:color w:val="000000"/>
+                <w:kern w:val="0"/>
+                <w:sz w:val="22"/>
+                <w:szCs w:val="22"/>
+                <w:lang w:eastAsia="es-CO"/>
+                <w14:ligatures w14:val="none"/>
+              </w:rPr>
+            </w:pPr>
+            <w:r>
+              <w:rPr>
+                <w:rFonts w:ascii="Aptos Narrow" w:eastAsia="Times New Roman" w:hAnsi="Aptos Narrow" w:cs="Times New Roman"/>
+                <w:color w:val="000000"/>
+                <w:kern w:val="0"/>
+                <w:sz w:val="22"/>
+                <w:szCs w:val="22"/>
+                <w:lang w:eastAsia="es-CO"/>
+                <w14:ligatures w14:val="none"/>
+              </w:rPr>
+              <w:t>Todo el equipo</w:t>
+            </w:r>
+          </w:p>
+        </w:tc>
+        <w:tc>
+          <w:tcPr>
+            <w:tcW w:w="1840" w:type="dxa"/>
+            <w:tcBorders>
+              <w:top w:val="nil"/>
+              <w:left w:val="nil"/>
+              <w:bottom w:val="single" w:sz="4" w:space="0" w:color="auto"/>
+              <w:right w:val="single" w:sz="4" w:space="0" w:color="auto"/>
+            </w:tcBorders>
+            <w:vAlign w:val="center"/>
+            <w:hideMark/>
+          </w:tcPr>
+          <w:p>
+            <w:pPr>
+              <w:spacing w:after="0" w:line="240" w:lineRule="auto"/>
+              <w:rPr>
+                <w:rFonts w:ascii="Aptos Narrow" w:eastAsia="Times New Roman" w:hAnsi="Aptos Narrow" w:cs="Times New Roman"/>
+                <w:color w:val="000000"/>
+                <w:kern w:val="0"/>
+                <w:sz w:val="22"/>
+                <w:szCs w:val="22"/>
+                <w:lang w:eastAsia="es-CO"/>
+                <w14:ligatures w14:val="none"/>
+              </w:rPr>
+            </w:pPr>
+            <w:r>
+              <w:rPr>
+                <w:rFonts w:ascii="Aptos Narrow" w:eastAsia="Times New Roman" w:hAnsi="Aptos Narrow" w:cs="Times New Roman"/>
+                <w:color w:val="000000"/>
+                <w:kern w:val="0"/>
+                <w:sz w:val="22"/>
+                <w:szCs w:val="22"/>
+                <w:lang w:eastAsia="es-CO"/>
+                <w14:ligatures w14:val="none"/>
+              </w:rPr>
+              <w:t> </w:t>
+            </w:r>
+          </w:p>
+        </w:tc>
+      </w:tr>
+      <w:tr>
+        <w:trPr>
+          <w:trHeight w:val="288"/>
+          <w:jc w:val="center"/>
+        </w:trPr>
+        <w:tc>
+          <w:tcPr>
+            <w:tcW w:w="2260" w:type="dxa"/>
+            <w:tcBorders>
+              <w:top w:val="nil"/>
+              <w:left w:val="single" w:sz="4" w:space="0" w:color="auto"/>
+              <w:bottom w:val="single" w:sz="4" w:space="0" w:color="auto"/>
+              <w:right w:val="single" w:sz="4" w:space="0" w:color="auto"/>
+            </w:tcBorders>
+            <w:vAlign w:val="center"/>
+            <w:hideMark/>
+          </w:tcPr>
+          <w:p>
+            <w:pPr>
+              <w:spacing w:after="0" w:line="240" w:lineRule="auto"/>
+              <w:rPr>
+                <w:rFonts w:ascii="Aptos Narrow" w:eastAsia="Times New Roman" w:hAnsi="Aptos Narrow" w:cs="Times New Roman"/>
+                <w:color w:val="000000"/>
+                <w:kern w:val="0"/>
+                <w:sz w:val="22"/>
+                <w:szCs w:val="22"/>
+                <w:lang w:eastAsia="es-CO"/>
+                <w14:ligatures w14:val="none"/>
+              </w:rPr>
+            </w:pPr>
+            <w:r>
+              <w:rPr>
+                <w:rFonts w:ascii="Aptos Narrow" w:eastAsia="Times New Roman" w:hAnsi="Aptos Narrow" w:cs="Times New Roman"/>
+                <w:color w:val="000000"/>
+                <w:kern w:val="0"/>
+                <w:sz w:val="22"/>
+                <w:szCs w:val="22"/>
+                <w:lang w:eastAsia="es-CO"/>
+                <w14:ligatures w14:val="none"/>
+              </w:rPr>
+              <w:t>Pregunta de negocio</w:t>
+            </w:r>
+          </w:p>
+        </w:tc>
+        <w:tc>
+          <w:tcPr>
+            <w:tcW w:w="2020" w:type="dxa"/>
+            <w:tcBorders>
+              <w:top w:val="nil"/>
+              <w:left w:val="nil"/>
+              <w:bottom w:val="single" w:sz="4" w:space="0" w:color="auto"/>
+              <w:right w:val="single" w:sz="4" w:space="0" w:color="auto"/>
+            </w:tcBorders>
+            <w:vAlign w:val="center"/>
+            <w:hideMark/>
+          </w:tcPr>
+          <w:p>
+            <w:pPr>
+              <w:spacing w:after="0" w:line="240" w:lineRule="auto"/>
+              <w:rPr>
+                <w:rFonts w:ascii="Aptos Narrow" w:eastAsia="Times New Roman" w:hAnsi="Aptos Narrow" w:cs="Times New Roman"/>
+                <w:color w:val="000000"/>
+                <w:kern w:val="0"/>
+                <w:sz w:val="22"/>
+                <w:szCs w:val="22"/>
+                <w:lang w:eastAsia="es-CO"/>
+                <w14:ligatures w14:val="none"/>
+              </w:rPr>
+            </w:pPr>
+            <w:r>
+              <w:rPr>
+                <w:rFonts w:ascii="Aptos Narrow" w:eastAsia="Times New Roman" w:hAnsi="Aptos Narrow" w:cs="Times New Roman"/>
+                <w:color w:val="000000"/>
+                <w:kern w:val="0"/>
+                <w:sz w:val="22"/>
+                <w:szCs w:val="22"/>
+                <w:lang w:eastAsia="es-CO"/>
+                <w14:ligatures w14:val="none"/>
+              </w:rPr>
+              <w:t>Nicole</w:t>
+            </w:r>
+          </w:p>
+        </w:tc>
+        <w:tc>
+          <w:tcPr>
+            <w:tcW w:w="1840" w:type="dxa"/>
+            <w:tcBorders>
+              <w:top w:val="nil"/>
+              <w:left w:val="nil"/>
+              <w:bottom w:val="single" w:sz="4" w:space="0" w:color="auto"/>
+              <w:right w:val="single" w:sz="4" w:space="0" w:color="auto"/>
+            </w:tcBorders>
+            <w:vAlign w:val="center"/>
+            <w:hideMark/>
+          </w:tcPr>
+          <w:p>
+            <w:pPr>
+              <w:spacing w:after="0" w:line="240" w:lineRule="auto"/>
+              <w:rPr>
+                <w:rFonts w:ascii="Aptos Narrow" w:eastAsia="Times New Roman" w:hAnsi="Aptos Narrow" w:cs="Times New Roman"/>
+                <w:color w:val="000000"/>
+                <w:kern w:val="0"/>
+                <w:sz w:val="22"/>
+                <w:szCs w:val="22"/>
+                <w:lang w:eastAsia="es-CO"/>
+                <w14:ligatures w14:val="none"/>
+              </w:rPr>
+            </w:pPr>
+            <w:r>
+              <w:rPr>
+                <w:rFonts w:ascii="Aptos Narrow" w:eastAsia="Times New Roman" w:hAnsi="Aptos Narrow" w:cs="Times New Roman"/>
+                <w:color w:val="000000"/>
+                <w:kern w:val="0"/>
+                <w:sz w:val="22"/>
+                <w:szCs w:val="22"/>
+                <w:lang w:eastAsia="es-CO"/>
+                <w14:ligatures w14:val="none"/>
+              </w:rPr>
+              <w:t>Equipo</w:t>
+            </w:r>
+          </w:p>
+        </w:tc>
+      </w:tr>
+      <w:tr>
+        <w:trPr>
+          <w:trHeight w:val="576"/>
+          <w:jc w:val="center"/>
+        </w:trPr>
+        <w:tc>
+          <w:tcPr>
+            <w:tcW w:w="2260" w:type="dxa"/>
+            <w:tcBorders>
+              <w:top w:val="nil"/>
+              <w:left w:val="single" w:sz="4" w:space="0" w:color="auto"/>
+              <w:bottom w:val="single" w:sz="4" w:space="0" w:color="auto"/>
+              <w:right w:val="single" w:sz="4" w:space="0" w:color="auto"/>
+            </w:tcBorders>
+            <w:vAlign w:val="center"/>
+            <w:hideMark/>
+          </w:tcPr>
+          <w:p>
+            <w:pPr>
+              <w:spacing w:after="0" w:line="240" w:lineRule="auto"/>
+              <w:rPr>
+                <w:rFonts w:ascii="Aptos Narrow" w:eastAsia="Times New Roman" w:hAnsi="Aptos Narrow" w:cs="Times New Roman"/>
+                <w:color w:val="000000"/>
+                <w:kern w:val="0"/>
+                <w:sz w:val="22"/>
+                <w:szCs w:val="22"/>
+                <w:lang w:eastAsia="es-CO"/>
+                <w14:ligatures w14:val="none"/>
+              </w:rPr>
+            </w:pPr>
+            <w:r>
+              <w:rPr>
+                <w:rFonts w:ascii="Aptos Narrow" w:eastAsia="Times New Roman" w:hAnsi="Aptos Narrow" w:cs="Times New Roman"/>
+                <w:color w:val="000000"/>
+                <w:kern w:val="0"/>
+                <w:sz w:val="22"/>
+                <w:szCs w:val="22"/>
+                <w:lang w:eastAsia="es-CO"/>
+                <w14:ligatures w14:val="none"/>
+              </w:rPr>
+              <w:t>Objetivos y alcance del proyecto</w:t>
+            </w:r>
+          </w:p>
+        </w:tc>
+        <w:tc>
+          <w:tcPr>
+            <w:tcW w:w="2020" w:type="dxa"/>
+            <w:tcBorders>
+              <w:top w:val="nil"/>
+              <w:left w:val="nil"/>
+              <w:bottom w:val="single" w:sz="4" w:space="0" w:color="auto"/>
+              <w:right w:val="single" w:sz="4" w:space="0" w:color="auto"/>
+            </w:tcBorders>
+            <w:vAlign w:val="center"/>
+            <w:hideMark/>
+          </w:tcPr>
+          <w:p>
+            <w:pPr>
+              <w:spacing w:after="0" w:line="240" w:lineRule="auto"/>
+              <w:rPr>
+                <w:rFonts w:ascii="Aptos Narrow" w:eastAsia="Times New Roman" w:hAnsi="Aptos Narrow" w:cs="Times New Roman"/>
+                <w:color w:val="000000"/>
+                <w:kern w:val="0"/>
+                <w:sz w:val="22"/>
+                <w:szCs w:val="22"/>
+                <w:lang w:eastAsia="es-CO"/>
+                <w14:ligatures w14:val="none"/>
+              </w:rPr>
+            </w:pPr>
+            <w:r>
+              <w:rPr>
+                <w:rFonts w:ascii="Aptos Narrow" w:eastAsia="Times New Roman" w:hAnsi="Aptos Narrow" w:cs="Times New Roman"/>
+                <w:color w:val="000000"/>
+                <w:kern w:val="0"/>
+                <w:sz w:val="22"/>
+                <w:szCs w:val="22"/>
+                <w:lang w:eastAsia="es-CO"/>
+                <w14:ligatures w14:val="none"/>
+              </w:rPr>
+              <w:t>Nicole y Raúl</w:t>
+            </w:r>
+          </w:p>
+        </w:tc>
+        <w:tc>
+          <w:tcPr>
+            <w:tcW w:w="1840" w:type="dxa"/>
+            <w:tcBorders>
+              <w:top w:val="nil"/>
+              <w:left w:val="nil"/>
+              <w:bottom w:val="single" w:sz="4" w:space="0" w:color="auto"/>
+              <w:right w:val="single" w:sz="4" w:space="0" w:color="auto"/>
+            </w:tcBorders>
+            <w:vAlign w:val="center"/>
+            <w:hideMark/>
+          </w:tcPr>
+          <w:p>
+            <w:pPr>
+              <w:spacing w:after="0" w:line="240" w:lineRule="auto"/>
+              <w:rPr>
+                <w:rFonts w:ascii="Aptos Narrow" w:eastAsia="Times New Roman" w:hAnsi="Aptos Narrow" w:cs="Times New Roman"/>
+                <w:color w:val="000000"/>
+                <w:kern w:val="0"/>
+                <w:sz w:val="22"/>
+                <w:szCs w:val="22"/>
+                <w:lang w:eastAsia="es-CO"/>
+                <w14:ligatures w14:val="none"/>
+              </w:rPr>
+            </w:pPr>
+            <w:r>
+              <w:rPr>
+                <w:rFonts w:ascii="Aptos Narrow" w:eastAsia="Times New Roman" w:hAnsi="Aptos Narrow" w:cs="Times New Roman"/>
+                <w:color w:val="000000"/>
+                <w:kern w:val="0"/>
+                <w:sz w:val="22"/>
+                <w:szCs w:val="22"/>
+                <w:lang w:eastAsia="es-CO"/>
+                <w14:ligatures w14:val="none"/>
+              </w:rPr>
+              <w:t>Equipo</w:t>
+            </w:r>
+          </w:p>
+        </w:tc>
+      </w:tr>
+      <w:tr>
+        <w:trPr>
+          <w:trHeight w:val="576"/>
+          <w:jc w:val="center"/>
+        </w:trPr>
+        <w:tc>
+          <w:tcPr>
+            <w:tcW w:w="2260" w:type="dxa"/>
+            <w:tcBorders>
+              <w:top w:val="nil"/>
+              <w:left w:val="single" w:sz="4" w:space="0" w:color="auto"/>
+              <w:bottom w:val="single" w:sz="4" w:space="0" w:color="auto"/>
+              <w:right w:val="single" w:sz="4" w:space="0" w:color="auto"/>
+            </w:tcBorders>
+            <w:vAlign w:val="center"/>
+            <w:hideMark/>
+          </w:tcPr>
+          <w:p>
+            <w:pPr>
+              <w:spacing w:after="0" w:line="240" w:lineRule="auto"/>
+              <w:rPr>
+                <w:rFonts w:ascii="Aptos Narrow" w:eastAsia="Times New Roman" w:hAnsi="Aptos Narrow" w:cs="Times New Roman"/>
+                <w:color w:val="000000"/>
+                <w:kern w:val="0"/>
+                <w:sz w:val="22"/>
+                <w:szCs w:val="22"/>
+                <w:lang w:eastAsia="es-CO"/>
+                <w14:ligatures w14:val="none"/>
+              </w:rPr>
+            </w:pPr>
+            <w:r>
+              <w:rPr>
+                <w:rFonts w:ascii="Aptos Narrow" w:eastAsia="Times New Roman" w:hAnsi="Aptos Narrow" w:cs="Times New Roman"/>
+                <w:color w:val="000000"/>
+                <w:kern w:val="0"/>
+                <w:sz w:val="22"/>
+                <w:szCs w:val="22"/>
+                <w:lang w:eastAsia="es-CO"/>
+                <w14:ligatures w14:val="none"/>
+              </w:rPr>
+              <w:t>Conjuntos de datos a emplear</w:t>
+            </w:r>
+          </w:p>
+        </w:tc>
+        <w:tc>
+          <w:tcPr>
+            <w:tcW w:w="2020" w:type="dxa"/>
+            <w:tcBorders>
+              <w:top w:val="nil"/>
+              <w:left w:val="nil"/>
+              <w:bottom w:val="single" w:sz="4" w:space="0" w:color="auto"/>
+              <w:right w:val="single" w:sz="4" w:space="0" w:color="auto"/>
+            </w:tcBorders>
+            <w:vAlign w:val="center"/>
+            <w:hideMark/>
+          </w:tcPr>
+          <w:p>
+            <w:pPr>
+              <w:spacing w:after="0" w:line="240" w:lineRule="auto"/>
+              <w:rPr>
+                <w:rFonts w:ascii="Aptos Narrow" w:eastAsia="Times New Roman" w:hAnsi="Aptos Narrow" w:cs="Times New Roman"/>
+                <w:color w:val="000000"/>
+                <w:kern w:val="0"/>
+                <w:sz w:val="22"/>
+                <w:szCs w:val="22"/>
+                <w:lang w:eastAsia="es-CO"/>
+                <w14:ligatures w14:val="none"/>
+              </w:rPr>
+            </w:pPr>
+            <w:r>
+              <w:rPr>
+                <w:rFonts w:ascii="Aptos Narrow" w:eastAsia="Times New Roman" w:hAnsi="Aptos Narrow" w:cs="Times New Roman"/>
+                <w:color w:val="000000"/>
+                <w:kern w:val="0"/>
+                <w:sz w:val="22"/>
+                <w:szCs w:val="22"/>
+                <w:lang w:eastAsia="es-CO"/>
+                <w14:ligatures w14:val="none"/>
+              </w:rPr>
+              <w:t>Nicole</w:t>
+            </w:r>
+          </w:p>
+        </w:tc>
+        <w:tc>
+          <w:tcPr>
+            <w:tcW w:w="1840" w:type="dxa"/>
+            <w:tcBorders>
+              <w:top w:val="nil"/>
+              <w:left w:val="nil"/>
+              <w:bottom w:val="single" w:sz="4" w:space="0" w:color="auto"/>
+              <w:right w:val="single" w:sz="4" w:space="0" w:color="auto"/>
+            </w:tcBorders>
+            <w:vAlign w:val="center"/>
+            <w:hideMark/>
+          </w:tcPr>
+          <w:p>
+            <w:pPr>
+              <w:spacing w:after="0" w:line="240" w:lineRule="auto"/>
+              <w:rPr>
+                <w:rFonts w:ascii="Aptos Narrow" w:eastAsia="Times New Roman" w:hAnsi="Aptos Narrow" w:cs="Times New Roman"/>
+                <w:color w:val="000000"/>
+                <w:kern w:val="0"/>
+                <w:sz w:val="22"/>
+                <w:szCs w:val="22"/>
+                <w:lang w:eastAsia="es-CO"/>
+                <w14:ligatures w14:val="none"/>
+              </w:rPr>
+            </w:pPr>
+            <w:r>
+              <w:rPr>
+                <w:rFonts w:ascii="Aptos Narrow" w:eastAsia="Times New Roman" w:hAnsi="Aptos Narrow" w:cs="Times New Roman"/>
+                <w:color w:val="000000"/>
+                <w:kern w:val="0"/>
+                <w:sz w:val="22"/>
+                <w:szCs w:val="22"/>
+                <w:lang w:eastAsia="es-CO"/>
+                <w14:ligatures w14:val="none"/>
+              </w:rPr>
+              <w:t> </w:t>
+            </w:r>
+          </w:p>
+        </w:tc>
+      </w:tr>
+      <w:tr>
+        <w:trPr>
+          <w:trHeight w:val="288"/>
+          <w:jc w:val="center"/>
+        </w:trPr>
+        <w:tc>
+          <w:tcPr>
+            <w:tcW w:w="2260" w:type="dxa"/>
+            <w:tcBorders>
+              <w:top w:val="nil"/>
+              <w:left w:val="single" w:sz="4" w:space="0" w:color="auto"/>
+              <w:bottom w:val="single" w:sz="4" w:space="0" w:color="auto"/>
+              <w:right w:val="single" w:sz="4" w:space="0" w:color="auto"/>
+            </w:tcBorders>
+            <w:vAlign w:val="center"/>
+            <w:hideMark/>
+          </w:tcPr>
+          <w:p>
+            <w:pPr>
+              <w:spacing w:after="0" w:line="240" w:lineRule="auto"/>
+              <w:rPr>
+                <w:rFonts w:ascii="Aptos Narrow" w:eastAsia="Times New Roman" w:hAnsi="Aptos Narrow" w:cs="Times New Roman"/>
+                <w:color w:val="000000"/>
+                <w:kern w:val="0"/>
+                <w:sz w:val="22"/>
+                <w:szCs w:val="22"/>
+                <w:lang w:eastAsia="es-CO"/>
+                <w14:ligatures w14:val="none"/>
+              </w:rPr>
+            </w:pPr>
+            <w:r>
+              <w:rPr>
+                <w:rFonts w:ascii="Aptos Narrow" w:eastAsia="Times New Roman" w:hAnsi="Aptos Narrow" w:cs="Times New Roman"/>
+                <w:color w:val="000000"/>
+                <w:kern w:val="0"/>
+                <w:sz w:val="22"/>
+                <w:szCs w:val="22"/>
+                <w:lang w:eastAsia="es-CO"/>
+                <w14:ligatures w14:val="none"/>
+              </w:rPr>
+              <w:t>Repositorio Git (código)</w:t>
+            </w:r>
+          </w:p>
+        </w:tc>
+        <w:tc>
+          <w:tcPr>
+            <w:tcW w:w="2020" w:type="dxa"/>
+            <w:tcBorders>
+              <w:top w:val="nil"/>
+              <w:left w:val="nil"/>
+              <w:bottom w:val="single" w:sz="4" w:space="0" w:color="auto"/>
+              <w:right w:val="single" w:sz="4" w:space="0" w:color="auto"/>
+            </w:tcBorders>
+            <w:vAlign w:val="center"/>
+            <w:hideMark/>
+          </w:tcPr>
+          <w:p>
+            <w:pPr>
+              <w:spacing w:after="0" w:line="240" w:lineRule="auto"/>
+              <w:rPr>
+                <w:rFonts w:ascii="Aptos Narrow" w:eastAsia="Times New Roman" w:hAnsi="Aptos Narrow" w:cs="Times New Roman"/>
+                <w:color w:val="000000"/>
+                <w:kern w:val="0"/>
+                <w:sz w:val="22"/>
+                <w:szCs w:val="22"/>
+                <w:lang w:eastAsia="es-CO"/>
+                <w14:ligatures w14:val="none"/>
+              </w:rPr>
+            </w:pPr>
+            <w:r>
+              <w:rPr>
+                <w:rFonts w:ascii="Aptos Narrow" w:eastAsia="Times New Roman" w:hAnsi="Aptos Narrow" w:cs="Times New Roman"/>
+                <w:color w:val="000000"/>
+                <w:kern w:val="0"/>
+                <w:sz w:val="22"/>
+                <w:szCs w:val="22"/>
+                <w:lang w:eastAsia="es-CO"/>
+                <w14:ligatures w14:val="none"/>
+              </w:rPr>
+              <w:t>Nicolás</w:t>
+            </w:r>
+          </w:p>
+        </w:tc>
+        <w:tc>
+          <w:tcPr>
+            <w:tcW w:w="1840" w:type="dxa"/>
+            <w:tcBorders>
+              <w:top w:val="nil"/>
+              <w:left w:val="nil"/>
+              <w:bottom w:val="single" w:sz="4" w:space="0" w:color="auto"/>
+              <w:right w:val="single" w:sz="4" w:space="0" w:color="auto"/>
+            </w:tcBorders>
+            <w:vAlign w:val="center"/>
+            <w:hideMark/>
+          </w:tcPr>
+          <w:p>
+            <w:pPr>
+              <w:spacing w:after="0" w:line="240" w:lineRule="auto"/>
+              <w:rPr>
+                <w:rFonts w:ascii="Aptos Narrow" w:eastAsia="Times New Roman" w:hAnsi="Aptos Narrow" w:cs="Times New Roman"/>
+                <w:color w:val="000000"/>
+                <w:kern w:val="0"/>
+                <w:sz w:val="22"/>
+                <w:szCs w:val="22"/>
+                <w:lang w:eastAsia="es-CO"/>
+                <w14:ligatures w14:val="none"/>
+              </w:rPr>
+            </w:pPr>
+            <w:r>
+              <w:rPr>
+                <w:rFonts w:ascii="Aptos Narrow" w:eastAsia="Times New Roman" w:hAnsi="Aptos Narrow" w:cs="Times New Roman"/>
+                <w:color w:val="000000"/>
+                <w:kern w:val="0"/>
+                <w:sz w:val="22"/>
+                <w:szCs w:val="22"/>
+                <w:lang w:eastAsia="es-CO"/>
+                <w14:ligatures w14:val="none"/>
+              </w:rPr>
+              <w:t> </w:t>
+            </w:r>
+          </w:p>
+        </w:tc>
+      </w:tr>
+      <w:tr>
+        <w:trPr>
+          <w:trHeight w:val="288"/>
+          <w:jc w:val="center"/>
+        </w:trPr>
+        <w:tc>
+          <w:tcPr>
+            <w:tcW w:w="2260" w:type="dxa"/>
+            <w:tcBorders>
+              <w:top w:val="nil"/>
+              <w:left w:val="single" w:sz="4" w:space="0" w:color="auto"/>
+              <w:bottom w:val="single" w:sz="4" w:space="0" w:color="auto"/>
+              <w:right w:val="single" w:sz="4" w:space="0" w:color="auto"/>
+            </w:tcBorders>
+            <w:vAlign w:val="center"/>
+            <w:hideMark/>
+          </w:tcPr>
+          <w:p>
+            <w:pPr>
+              <w:spacing w:after="0" w:line="240" w:lineRule="auto"/>
+              <w:rPr>
+                <w:rFonts w:ascii="Aptos Narrow" w:eastAsia="Times New Roman" w:hAnsi="Aptos Narrow" w:cs="Times New Roman"/>
+                <w:color w:val="000000"/>
+                <w:kern w:val="0"/>
+                <w:sz w:val="22"/>
+                <w:szCs w:val="22"/>
+                <w:lang w:eastAsia="es-CO"/>
+                <w14:ligatures w14:val="none"/>
+              </w:rPr>
+            </w:pPr>
+            <w:r>
+              <w:rPr>
+                <w:rFonts w:ascii="Aptos Narrow" w:eastAsia="Times New Roman" w:hAnsi="Aptos Narrow" w:cs="Times New Roman"/>
+                <w:color w:val="000000"/>
+                <w:kern w:val="0"/>
+                <w:sz w:val="22"/>
+                <w:szCs w:val="22"/>
+                <w:lang w:eastAsia="es-CO"/>
+                <w14:ligatures w14:val="none"/>
+              </w:rPr>
+              <w:t>Repositorio DVC (datos)</w:t>
+            </w:r>
+          </w:p>
+        </w:tc>
+        <w:tc>
+          <w:tcPr>
+            <w:tcW w:w="2020" w:type="dxa"/>
+            <w:tcBorders>
+              <w:top w:val="nil"/>
+              <w:left w:val="nil"/>
+              <w:bottom w:val="single" w:sz="4" w:space="0" w:color="auto"/>
+              <w:right w:val="single" w:sz="4" w:space="0" w:color="auto"/>
+            </w:tcBorders>
+            <w:vAlign w:val="center"/>
+            <w:hideMark/>
+          </w:tcPr>
+          <w:p>
+            <w:pPr>
+              <w:spacing w:after="0" w:line="240" w:lineRule="auto"/>
+              <w:rPr>
+                <w:rFonts w:ascii="Aptos Narrow" w:eastAsia="Times New Roman" w:hAnsi="Aptos Narrow" w:cs="Times New Roman"/>
+                <w:color w:val="000000"/>
+                <w:kern w:val="0"/>
+                <w:sz w:val="22"/>
+                <w:szCs w:val="22"/>
+                <w:lang w:eastAsia="es-CO"/>
+                <w14:ligatures w14:val="none"/>
+              </w:rPr>
+            </w:pPr>
+            <w:r>
+              <w:rPr>
+                <w:rFonts w:ascii="Aptos Narrow" w:eastAsia="Times New Roman" w:hAnsi="Aptos Narrow" w:cs="Times New Roman"/>
+                <w:color w:val="000000"/>
+                <w:kern w:val="0"/>
+                <w:sz w:val="22"/>
+                <w:szCs w:val="22"/>
+                <w:lang w:eastAsia="es-CO"/>
+                <w14:ligatures w14:val="none"/>
+              </w:rPr>
+              <w:t>Nicolás</w:t>
+            </w:r>
+          </w:p>
+        </w:tc>
+        <w:tc>
+          <w:tcPr>
+            <w:tcW w:w="1840" w:type="dxa"/>
+            <w:tcBorders>
+              <w:top w:val="nil"/>
+              <w:left w:val="nil"/>
+              <w:bottom w:val="single" w:sz="4" w:space="0" w:color="auto"/>
+              <w:right w:val="single" w:sz="4" w:space="0" w:color="auto"/>
+            </w:tcBorders>
+            <w:vAlign w:val="center"/>
+            <w:hideMark/>
+          </w:tcPr>
+          <w:p>
+            <w:pPr>
+              <w:spacing w:after="0" w:line="240" w:lineRule="auto"/>
+              <w:rPr>
+                <w:rFonts w:ascii="Aptos Narrow" w:eastAsia="Times New Roman" w:hAnsi="Aptos Narrow" w:cs="Times New Roman"/>
+                <w:color w:val="000000"/>
+                <w:kern w:val="0"/>
+                <w:sz w:val="22"/>
+                <w:szCs w:val="22"/>
+                <w:lang w:eastAsia="es-CO"/>
+                <w14:ligatures w14:val="none"/>
+              </w:rPr>
+            </w:pPr>
+            <w:r>
+              <w:rPr>
+                <w:rFonts w:ascii="Aptos Narrow" w:eastAsia="Times New Roman" w:hAnsi="Aptos Narrow" w:cs="Times New Roman"/>
+                <w:color w:val="000000"/>
+                <w:kern w:val="0"/>
+                <w:sz w:val="22"/>
+                <w:szCs w:val="22"/>
+                <w:lang w:eastAsia="es-CO"/>
+                <w14:ligatures w14:val="none"/>
+              </w:rPr>
+              <w:t> </w:t>
+            </w:r>
+          </w:p>
+        </w:tc>
+      </w:tr>
+      <w:tr>
+        <w:trPr>
+          <w:trHeight w:val="288"/>
+          <w:jc w:val="center"/>
+        </w:trPr>
+        <w:tc>
+          <w:tcPr>
+            <w:tcW w:w="2260" w:type="dxa"/>
+            <w:tcBorders>
+              <w:top w:val="nil"/>
+              <w:left w:val="single" w:sz="4" w:space="0" w:color="auto"/>
+              <w:bottom w:val="single" w:sz="4" w:space="0" w:color="auto"/>
+              <w:right w:val="single" w:sz="4" w:space="0" w:color="auto"/>
+            </w:tcBorders>
+            <w:vAlign w:val="center"/>
+            <w:hideMark/>
+          </w:tcPr>
+          <w:p>
+            <w:pPr>
+              <w:spacing w:after="0" w:line="240" w:lineRule="auto"/>
+              <w:rPr>
+                <w:rFonts w:ascii="Aptos Narrow" w:eastAsia="Times New Roman" w:hAnsi="Aptos Narrow" w:cs="Times New Roman"/>
+                <w:color w:val="000000"/>
+                <w:kern w:val="0"/>
+                <w:sz w:val="22"/>
+                <w:szCs w:val="22"/>
+                <w:lang w:eastAsia="es-CO"/>
+                <w14:ligatures w14:val="none"/>
+              </w:rPr>
+            </w:pPr>
+            <w:r>
+              <w:rPr>
+                <w:rFonts w:ascii="Aptos Narrow" w:eastAsia="Times New Roman" w:hAnsi="Aptos Narrow" w:cs="Times New Roman"/>
+                <w:color w:val="000000"/>
+                <w:kern w:val="0"/>
+                <w:sz w:val="22"/>
+                <w:szCs w:val="22"/>
+                <w:lang w:eastAsia="es-CO"/>
+                <w14:ligatures w14:val="none"/>
+              </w:rPr>
+              <w:t>Exploración de los datos</w:t>
+            </w:r>
+          </w:p>
+        </w:tc>
+        <w:tc>
+          <w:tcPr>
+            <w:tcW w:w="2020" w:type="dxa"/>
+            <w:tcBorders>
+              <w:top w:val="nil"/>
+              <w:left w:val="nil"/>
+              <w:bottom w:val="single" w:sz="4" w:space="0" w:color="auto"/>
+              <w:right w:val="single" w:sz="4" w:space="0" w:color="auto"/>
+            </w:tcBorders>
+            <w:vAlign w:val="center"/>
+            <w:hideMark/>
+          </w:tcPr>
+          <w:p>
+            <w:pPr>
+              <w:spacing w:after="0" w:line="240" w:lineRule="auto"/>
+              <w:rPr>
+                <w:rFonts w:ascii="Aptos Narrow" w:eastAsia="Times New Roman" w:hAnsi="Aptos Narrow" w:cs="Times New Roman"/>
+                <w:color w:val="000000"/>
+                <w:kern w:val="0"/>
+                <w:sz w:val="22"/>
+                <w:szCs w:val="22"/>
+                <w:lang w:eastAsia="es-CO"/>
+                <w14:ligatures w14:val="none"/>
+              </w:rPr>
+            </w:pPr>
+            <w:r>
+              <w:rPr>
+                <w:rFonts w:ascii="Aptos Narrow" w:eastAsia="Times New Roman" w:hAnsi="Aptos Narrow" w:cs="Times New Roman"/>
+                <w:color w:val="000000"/>
+                <w:kern w:val="0"/>
+                <w:sz w:val="22"/>
+                <w:szCs w:val="22"/>
+                <w:lang w:eastAsia="es-CO"/>
+                <w14:ligatures w14:val="none"/>
+              </w:rPr>
+              <w:t>Nicole</w:t>
+            </w:r>
+          </w:p>
+        </w:tc>
+        <w:tc>
+          <w:tcPr>
+            <w:tcW w:w="1840" w:type="dxa"/>
+            <w:tcBorders>
+              <w:top w:val="nil"/>
+              <w:left w:val="nil"/>
+              <w:bottom w:val="single" w:sz="4" w:space="0" w:color="auto"/>
+              <w:right w:val="single" w:sz="4" w:space="0" w:color="auto"/>
+            </w:tcBorders>
+            <w:vAlign w:val="center"/>
+            <w:hideMark/>
+          </w:tcPr>
+          <w:p>
+            <w:pPr>
+              <w:spacing w:after="0" w:line="240" w:lineRule="auto"/>
+              <w:rPr>
+                <w:rFonts w:ascii="Aptos Narrow" w:eastAsia="Times New Roman" w:hAnsi="Aptos Narrow" w:cs="Times New Roman"/>
+                <w:color w:val="000000"/>
+                <w:kern w:val="0"/>
+                <w:sz w:val="22"/>
+                <w:szCs w:val="22"/>
+                <w:lang w:eastAsia="es-CO"/>
+                <w14:ligatures w14:val="none"/>
+              </w:rPr>
+            </w:pPr>
+            <w:r>
+              <w:rPr>
+                <w:rFonts w:ascii="Aptos Narrow" w:eastAsia="Times New Roman" w:hAnsi="Aptos Narrow" w:cs="Times New Roman"/>
+                <w:color w:val="000000"/>
+                <w:kern w:val="0"/>
+                <w:sz w:val="22"/>
+                <w:szCs w:val="22"/>
+                <w:lang w:eastAsia="es-CO"/>
+                <w14:ligatures w14:val="none"/>
+              </w:rPr>
+              <w:t> </w:t>
+            </w:r>
+          </w:p>
+        </w:tc>
+      </w:tr>
+      <w:tr>
+        <w:trPr>
+          <w:trHeight w:val="576"/>
+          <w:jc w:val="center"/>
+        </w:trPr>
+        <w:tc>
+          <w:tcPr>
+            <w:tcW w:w="2260" w:type="dxa"/>
+            <w:tcBorders>
+              <w:top w:val="nil"/>
+              <w:left w:val="single" w:sz="4" w:space="0" w:color="auto"/>
+              <w:bottom w:val="single" w:sz="4" w:space="0" w:color="auto"/>
+              <w:right w:val="single" w:sz="4" w:space="0" w:color="auto"/>
+            </w:tcBorders>
+            <w:vAlign w:val="center"/>
+            <w:hideMark/>
+          </w:tcPr>
+          <w:p>
+            <w:pPr>
+              <w:spacing w:after="0" w:line="240" w:lineRule="auto"/>
+              <w:rPr>
+                <w:rFonts w:ascii="Aptos Narrow" w:eastAsia="Times New Roman" w:hAnsi="Aptos Narrow" w:cs="Times New Roman"/>
+                <w:color w:val="000000"/>
+                <w:kern w:val="0"/>
+                <w:sz w:val="22"/>
+                <w:szCs w:val="22"/>
+                <w:lang w:eastAsia="es-CO"/>
+                <w14:ligatures w14:val="none"/>
+              </w:rPr>
+            </w:pPr>
+            <w:r>
+              <w:rPr>
+                <w:rFonts w:ascii="Aptos Narrow" w:eastAsia="Times New Roman" w:hAnsi="Aptos Narrow" w:cs="Times New Roman"/>
+                <w:color w:val="000000"/>
+                <w:kern w:val="0"/>
+                <w:sz w:val="22"/>
+                <w:szCs w:val="22"/>
+                <w:lang w:eastAsia="es-CO"/>
+                <w14:ligatures w14:val="none"/>
+              </w:rPr>
+              <w:t>Maqueta (mockup) del prototipo</w:t>
+            </w:r>
+          </w:p>
+        </w:tc>
+        <w:tc>
+          <w:tcPr>
+            <w:tcW w:w="2020" w:type="dxa"/>
+            <w:tcBorders>
+              <w:top w:val="nil"/>
+              <w:left w:val="nil"/>
+              <w:bottom w:val="single" w:sz="4" w:space="0" w:color="auto"/>
+              <w:right w:val="single" w:sz="4" w:space="0" w:color="auto"/>
+            </w:tcBorders>
+            <w:vAlign w:val="center"/>
+            <w:hideMark/>
+          </w:tcPr>
+          <w:p>
+            <w:pPr>
+              <w:spacing w:after="0" w:line="240" w:lineRule="auto"/>
+              <w:rPr>
+                <w:rFonts w:ascii="Aptos Narrow" w:eastAsia="Times New Roman" w:hAnsi="Aptos Narrow" w:cs="Times New Roman"/>
+                <w:color w:val="000000"/>
+                <w:kern w:val="0"/>
+                <w:sz w:val="22"/>
+                <w:szCs w:val="22"/>
+                <w:lang w:eastAsia="es-CO"/>
+                <w14:ligatures w14:val="none"/>
+              </w:rPr>
+            </w:pPr>
+            <w:r>
+              <w:rPr>
+                <w:rFonts w:ascii="Aptos Narrow" w:eastAsia="Times New Roman" w:hAnsi="Aptos Narrow" w:cs="Times New Roman"/>
+                <w:color w:val="000000"/>
+                <w:kern w:val="0"/>
+                <w:sz w:val="22"/>
+                <w:szCs w:val="22"/>
+                <w:lang w:eastAsia="es-CO"/>
+                <w14:ligatures w14:val="none"/>
+              </w:rPr>
+              <w:t>Raúl</w:t>
+            </w:r>
+          </w:p>
+        </w:tc>
+        <w:tc>
+          <w:tcPr>
+            <w:tcW w:w="1840" w:type="dxa"/>
+            <w:tcBorders>
+              <w:top w:val="nil"/>
+              <w:left w:val="nil"/>
+              <w:bottom w:val="single" w:sz="4" w:space="0" w:color="auto"/>
+              <w:right w:val="single" w:sz="4" w:space="0" w:color="auto"/>
+            </w:tcBorders>
+            <w:vAlign w:val="center"/>
+            <w:hideMark/>
+          </w:tcPr>
+          <w:p>
+            <w:pPr>
+              <w:spacing w:after="0" w:line="240" w:lineRule="auto"/>
+              <w:rPr>
+                <w:rFonts w:ascii="Aptos Narrow" w:eastAsia="Times New Roman" w:hAnsi="Aptos Narrow" w:cs="Times New Roman"/>
+                <w:color w:val="000000"/>
+                <w:kern w:val="0"/>
+                <w:sz w:val="22"/>
+                <w:szCs w:val="22"/>
+                <w:lang w:eastAsia="es-CO"/>
+                <w14:ligatures w14:val="none"/>
+              </w:rPr>
+            </w:pPr>
+            <w:r>
+              <w:rPr>
+                <w:rFonts w:ascii="Aptos Narrow" w:eastAsia="Times New Roman" w:hAnsi="Aptos Narrow" w:cs="Times New Roman"/>
+                <w:color w:val="000000"/>
+                <w:kern w:val="0"/>
+                <w:sz w:val="22"/>
+                <w:szCs w:val="22"/>
+                <w:lang w:eastAsia="es-CO"/>
+                <w14:ligatures w14:val="none"/>
+              </w:rPr>
+              <w:t> </w:t>
+            </w:r>
+          </w:p>
+        </w:tc>
+      </w:tr>
+      <w:tr>
+        <w:trPr>
+          <w:trHeight w:val="576"/>
+          <w:jc w:val="center"/>
+        </w:trPr>
+        <w:tc>
+          <w:tcPr>
+            <w:tcW w:w="2260" w:type="dxa"/>
+            <w:tcBorders>
+              <w:top w:val="nil"/>
+              <w:left w:val="single" w:sz="4" w:space="0" w:color="auto"/>
+              <w:bottom w:val="single" w:sz="4" w:space="0" w:color="auto"/>
+              <w:right w:val="single" w:sz="4" w:space="0" w:color="auto"/>
+            </w:tcBorders>
+            <w:vAlign w:val="center"/>
+            <w:hideMark/>
+          </w:tcPr>
+          <w:p>
+            <w:pPr>
+              <w:spacing w:after="0" w:line="240" w:lineRule="auto"/>
+              <w:rPr>
+                <w:rFonts w:ascii="Aptos Narrow" w:eastAsia="Times New Roman" w:hAnsi="Aptos Narrow" w:cs="Times New Roman"/>
+                <w:color w:val="000000"/>
+                <w:kern w:val="0"/>
+                <w:sz w:val="22"/>
+                <w:szCs w:val="22"/>
+                <w:lang w:eastAsia="es-CO"/>
+                <w14:ligatures w14:val="none"/>
+              </w:rPr>
+            </w:pPr>
+            <w:r>
+              <w:rPr>
+                <w:rFonts w:ascii="Aptos Narrow" w:eastAsia="Times New Roman" w:hAnsi="Aptos Narrow" w:cs="Times New Roman"/>
+                <w:color w:val="000000"/>
+                <w:kern w:val="0"/>
+                <w:sz w:val="22"/>
+                <w:szCs w:val="22"/>
+                <w:lang w:eastAsia="es-CO"/>
+                <w14:ligatures w14:val="none"/>
+              </w:rPr>
+              <w:t>Organización del reporte y documentación</w:t>
+            </w:r>
+          </w:p>
+        </w:tc>
+        <w:tc>
+          <w:tcPr>
+            <w:tcW w:w="2020" w:type="dxa"/>
+            <w:tcBorders>
+              <w:top w:val="nil"/>
+              <w:left w:val="nil"/>
+              <w:bottom w:val="single" w:sz="4" w:space="0" w:color="auto"/>
+              <w:right w:val="single" w:sz="4" w:space="0" w:color="auto"/>
+            </w:tcBorders>
+            <w:vAlign w:val="center"/>
+            <w:hideMark/>
+          </w:tcPr>
+          <w:p>
+            <w:pPr>
+              <w:spacing w:after="0" w:line="240" w:lineRule="auto"/>
+              <w:rPr>
+                <w:rFonts w:ascii="Aptos Narrow" w:eastAsia="Times New Roman" w:hAnsi="Aptos Narrow" w:cs="Times New Roman"/>
+                <w:color w:val="000000"/>
+                <w:kern w:val="0"/>
+                <w:sz w:val="22"/>
+                <w:szCs w:val="22"/>
+                <w:lang w:eastAsia="es-CO"/>
+                <w14:ligatures w14:val="none"/>
+              </w:rPr>
+            </w:pPr>
+            <w:r>
+              <w:rPr>
+                <w:rFonts w:ascii="Aptos Narrow" w:eastAsia="Times New Roman" w:hAnsi="Aptos Narrow" w:cs="Times New Roman"/>
+                <w:color w:val="000000"/>
+                <w:kern w:val="0"/>
+                <w:sz w:val="22"/>
+                <w:szCs w:val="22"/>
+                <w:lang w:eastAsia="es-CO"/>
+                <w14:ligatures w14:val="none"/>
+              </w:rPr>
+              <w:t>Raúl</w:t>
+            </w:r>
+          </w:p>
+        </w:tc>
+        <w:tc>
+          <w:tcPr>
+            <w:tcW w:w="1840" w:type="dxa"/>
+            <w:tcBorders>
+              <w:top w:val="nil"/>
+              <w:left w:val="nil"/>
+              <w:bottom w:val="single" w:sz="4" w:space="0" w:color="auto"/>
+              <w:right w:val="single" w:sz="4" w:space="0" w:color="auto"/>
+            </w:tcBorders>
+            <w:vAlign w:val="center"/>
+            <w:hideMark/>
+          </w:tcPr>
+          <w:p>
+            <w:pPr>
+              <w:keepNext/>
+              <w:spacing w:after="0" w:line="240" w:lineRule="auto"/>
+              <w:rPr>
+                <w:rFonts w:ascii="Aptos Narrow" w:eastAsia="Times New Roman" w:hAnsi="Aptos Narrow" w:cs="Times New Roman"/>
+                <w:color w:val="000000"/>
+                <w:kern w:val="0"/>
+                <w:sz w:val="22"/>
+                <w:szCs w:val="22"/>
+                <w:lang w:eastAsia="es-CO"/>
+                <w14:ligatures w14:val="none"/>
+              </w:rPr>
+            </w:pPr>
+            <w:r>
+              <w:rPr>
+                <w:rFonts w:ascii="Aptos Narrow" w:eastAsia="Times New Roman" w:hAnsi="Aptos Narrow" w:cs="Times New Roman"/>
+                <w:color w:val="000000"/>
+                <w:kern w:val="0"/>
+                <w:sz w:val="22"/>
+                <w:szCs w:val="22"/>
+                <w:lang w:eastAsia="es-CO"/>
+                <w14:ligatures w14:val="none"/>
+              </w:rPr>
+              <w:t> </w:t>
+            </w:r>
+          </w:p>
+        </w:tc>
+      </w:tr>
+    </w:tbl>
+    <w:p>
+      <w:pPr>
+        <w:jc w:val="center"/>
+        <w:rPr>
+          <w:b/>
+          <w:bCs/>
           <w:i/>
           <w:iCs/>
-          <w:sz w:val="22"/>
-          <w:szCs w:val="22"/>
-        </w:rPr>
-      </w:pPr>
-      <w:r>
-        <w:rPr>
-          <w:sz w:val="22"/>
-          <w:szCs w:val="22"/>
-        </w:rPr>
-        <w:t xml:space="preserve">Banca de las Oportunidades. (2025). </w:t>
-      </w:r>
-      <w:r>
-        <w:rPr>
+          <w:sz w:val="18"/>
+          <w:szCs w:val="18"/>
+        </w:rPr>
+      </w:pPr>
+      <w:r>
+        <w:rPr>
+          <w:b/>
+          <w:bCs/>
           <w:i/>
           <w:iCs/>
+          <w:sz w:val="18"/>
+          <w:szCs w:val="18"/>
+        </w:rPr>
+        <w:t xml:space="preserve">Tabla 8. </w:t>
+      </w:r>
+      <w:r>
+        <w:rPr>
+          <w:i/>
+          <w:iCs/>
+          <w:sz w:val="18"/>
+          <w:szCs w:val="18"/>
+        </w:rPr>
+        <w:t>Distribución de responsabilidades</w:t>
+      </w:r>
+    </w:p>
+    <w:p>
+      <w:pPr>
+        <w:rPr>
+          <w:b/>
+          <w:bCs/>
+        </w:rPr>
+      </w:pPr>
+      <w:r>
+        <w:rPr>
+          <w:b/>
+          <w:bCs/>
+        </w:rPr>
+        <w:lastRenderedPageBreak/>
+        <w:t>2. Actividades individuales</w:t>
+      </w:r>
+    </w:p>
+    <w:p>
+      <w:r>
+        <w:rPr>
+          <w:b/>
+          <w:bCs/>
+        </w:rPr>
+        <w:t>Raúl.</w:t>
+      </w:r>
+      <w:r>
+        <w:t xml:space="preserve"> Definió, junto con Nicole, los objetivos y el alcance del proyecto. Diseñó la maqueta del tablero. Estructuró y redactó el reporte, integró los aportes de cada integrante y revisó la coherencia de tablas, figuras, numeración y referencias.</w:t>
+      </w:r>
+    </w:p>
+    <w:p>
+      <w:r>
+        <w:rPr>
+          <w:b/>
+          <w:bCs/>
+        </w:rPr>
+        <w:t>Nicole.</w:t>
+      </w:r>
+      <w:r>
+        <w:t xml:space="preserve"> Formuló la pregunta de negocio y definió, junto con Raúl, los objetivos y el alcance. Identificó y describió los conjuntos de datos de la ELCO 2022, construyó la base consolidada con una fila por crédito y los indicadores de ahorro y empleo por hogar, y validó los códigos con los diccionarios del DANE. Realizó la exploración de los datos en el cuaderno 01_exploracion_consolidacion y produjo las figuras de la sección 4.</w:t>
+      </w:r>
+    </w:p>
+    <w:p>
+      <w:r>
+        <w:rPr>
+          <w:b/>
+          <w:bCs/>
+        </w:rPr>
+        <w:t>Nicolás.</w:t>
+      </w:r>
+      <w:r>
+        <w:t xml:space="preserve"> Creó y configuró el repositorio Git del proyecto, con la estructura del código, y el repositorio DVC para el versionamiento de los datos. Documentó su uso y verificó que ambos queden enlazados y reproducibles.</w:t>
+      </w:r>
+    </w:p>
+    <w:p>
+      <w:r>
+        <w:rPr>
+          <w:b/>
+          <w:bCs/>
+        </w:rPr>
+        <w:t>Todo el equipo.</w:t>
+      </w:r>
+      <w:r>
+        <w:t xml:space="preserve"> Definió en conjunto el problema y su contexto, aportó retroalimentación a la pregunta de negocio, los objetivos y el alcance, y revisó el reporte antes de su entrega.</w:t>
+      </w:r>
+    </w:p>
+    <w:p>
+      <w:pPr>
+        <w:rPr>
+          <w:b/>
+          <w:bCs/>
+        </w:rPr>
+      </w:pPr>
+      <w:r>
+        <w:rPr>
+          <w:b/>
+          <w:bCs/>
+        </w:rPr>
+        <w:t>3</w:t>
+      </w:r>
+      <w:r>
+        <w:rPr>
+          <w:b/>
+          <w:bCs/>
+        </w:rPr>
+        <w:t>. Coordinación</w:t>
+      </w:r>
+    </w:p>
+    <w:p>
+      <w:r>
+        <w:t>El equipo se coordinó mediante</w:t>
+      </w:r>
+      <w:r>
+        <w:t xml:space="preserve"> mensajes por Whatsapp manteniendo comunicación constante sobre los avances y los componentes que requerían de los otros compañeros para avanzar</w:t>
+      </w:r>
+      <w:r>
+        <w:t>. Cada miembro registra sus avances en el repositorio mediante commits propios.</w:t>
+      </w:r>
+    </w:p>
+    <w:p/>
+    <w:p>
+      <w:pPr>
+        <w:jc w:val="both"/>
+        <w:rPr>
+          <w:b/>
+          <w:bCs/>
+        </w:rPr>
+      </w:pPr>
+      <w:r>
+        <w:rPr>
+          <w:b/>
+          <w:bCs/>
+        </w:rPr>
+        <w:t>Referencias</w:t>
+      </w:r>
+    </w:p>
+    <w:p>
+      <w:pPr>
+        <w:rPr>
+          <w:i/>
+          <w:iCs/>
+          <w:sz w:val="22"/>
+          <w:szCs w:val="22"/>
+        </w:rPr>
+      </w:pPr>
+      <w:r>
+        <w:rPr>
+          <w:sz w:val="22"/>
+          <w:szCs w:val="22"/>
+        </w:rPr>
+        <w:t xml:space="preserve">Banca de las Oportunidades. (2025). </w:t>
+      </w:r>
+      <w:r>
+        <w:rPr>
+          <w:i/>
+          <w:iCs/>
           <w:sz w:val="22"/>
           <w:szCs w:val="22"/>
         </w:rPr>
         <w:t xml:space="preserve">Reporte trimestral de inclusión financiera en Colombia, marzo de 2025. </w:t>
       </w:r>
-      <w:hyperlink r:id="rId13" w:history="1">
+      <w:hyperlink r:id="rId14" w:history="1">
         <w:r>
           <w:rPr>
             <w:rStyle w:val="Hipervnculo"/>
@@ -8629,7 +9851,7 @@
         </w:rPr>
         <w:t xml:space="preserve"> Reporte de Inclusión Financiera 2025. </w:t>
       </w:r>
-      <w:hyperlink r:id="rId14" w:history="1">
+      <w:hyperlink r:id="rId15" w:history="1">
         <w:r>
           <w:rPr>
             <w:rStyle w:val="Hipervnculo"/>
@@ -8659,7 +9881,7 @@
         </w:rPr>
         <w:t xml:space="preserve"> Encuesta Longitudinal de Colombia (ELCO) 2022 [Diccionario de datos]. </w:t>
       </w:r>
-      <w:hyperlink r:id="rId15" w:history="1">
+      <w:hyperlink r:id="rId16" w:history="1">
         <w:r>
           <w:rPr>
             <w:rStyle w:val="Hipervnculo"/>
@@ -8687,7 +9909,7 @@
         </w:rPr>
         <w:t xml:space="preserve">Repositorio. </w:t>
       </w:r>
-      <w:hyperlink r:id="rId16" w:history="1">
+      <w:hyperlink r:id="rId17" w:history="1">
         <w:r>
           <w:rPr>
             <w:rStyle w:val="Hipervnculo"/>
@@ -10274,6 +11496,25 @@
       <w:u w:val="single"/>
     </w:rPr>
   </w:style>
+  <w:style w:type="paragraph" w:styleId="Descripcin">
+    <w:name w:val="caption"/>
+    <w:basedOn w:val="Normal"/>
+    <w:next w:val="Normal"/>
+    <w:uiPriority w:val="35"/>
+    <w:unhideWhenUsed/>
+    <w:qFormat/>
+    <w:rsid w:val="000C678A"/>
+    <w:pPr>
+      <w:spacing w:after="200" w:line="240" w:lineRule="auto"/>
+    </w:pPr>
+    <w:rPr>
+      <w:i/>
+      <w:iCs/>
+      <w:color w:val="0E2841" w:themeColor="text2"/>
+      <w:sz w:val="18"/>
+      <w:szCs w:val="18"/>
+    </w:rPr>
+  </w:style>
 </w:styles>
 </file>
 
@@ -10570,4 +11811,16 @@
     </a:ext>
   </a:extLst>
 </a:theme>
+</file>
+
+<file path=customXml/item1.xml><?xml version="1.0" encoding="utf-8"?>
+<b:Sources xmlns:b="http://schemas.openxmlformats.org/officeDocument/2006/bibliography" xmlns="http://schemas.openxmlformats.org/officeDocument/2006/bibliography" SelectedStyle="\APASixthEditionOfficeOnline.xsl" StyleName="APA" Version="6"/>
+</file>
+
+<file path=customXml/itemProps1.xml><?xml version="1.0" encoding="utf-8"?>
+<ds:datastoreItem xmlns:ds="http://schemas.openxmlformats.org/officeDocument/2006/customXml" ds:itemID="{82511559-883C-4451-A7E7-519C46754D9D}">
+  <ds:schemaRefs>
+    <ds:schemaRef ds:uri="http://schemas.openxmlformats.org/officeDocument/2006/bibliography"/>
+  </ds:schemaRefs>
+</ds:datastoreItem>
 </file>